--- a/bio.docx
+++ b/bio.docx
@@ -507,7 +507,7 @@
         <w:t xml:space="preserve">also </w:t>
       </w:r>
       <w:r>
-        <w:t xml:space="preserve">a Fellow of the </w:t>
+        <w:t xml:space="preserve">an invited researcher at the Abdul Latif Jameel Poverty Action Lab (J-PAL), a Fellow of the </w:t>
       </w:r>
       <w:r>
         <w:rPr>
@@ -1010,7 +1010,7 @@
           <w:lang w:eastAsia="zh-TW"/>
           <w14:ligatures w14:val="none"/>
         </w:rPr>
-        <w:t>身兼多重身份：香港大學當代中國與世界研究中心研究員、</w:t>
+        <w:t>身兼多重身份：賈米爾貧困行動實驗室（J-PAL）特邀研究員、香港大學當代中國與世界研究中心研究員、</w:t>
       </w:r>
       <w:r>
         <w:rPr>
